--- a/site/docs/turnscript-fact-sheet-en.docx
+++ b/site/docs/turnscript-fact-sheet-en.docx
@@ -921,7 +921,7 @@
         <w:pStyle w:val="BlockText"/>
       </w:pPr>
       <w:r>
-        <w:t xml:space="preserve">The recordings were transcribed with TurnScript 2.5.0 (B/IAS</w:t>
+        <w:t xml:space="preserve">The recordings were transcribed with TurnScript (formerly LocalTranscript) 2.5.0 (B/IAS</w:t>
       </w:r>
       <w:r>
         <w:t xml:space="preserve"> </w:t>

--- a/site/docs/turnscript-fact-sheet-en.docx
+++ b/site/docs/turnscript-fact-sheet-en.docx
@@ -28,13 +28,13 @@
         <w:t xml:space="preserve"> </w:t>
       </w:r>
       <w:r>
-        <w:t xml:space="preserve">lead, an ethics board or colleagues. As of 13 September 2026, version</w:t>
-      </w:r>
-      <w:r>
-        <w:t xml:space="preserve"> </w:t>
-      </w:r>
-      <w:r>
-        <w:t xml:space="preserve">2.5.0.</w:t>
+        <w:t xml:space="preserve">lead, an ethics board or colleagues. As of 15 September 2026, version</w:t>
+      </w:r>
+      <w:r>
+        <w:t xml:space="preserve"> </w:t>
+      </w:r>
+      <w:r>
+        <w:t xml:space="preserve">3.0.0.</w:t>
       </w:r>
     </w:p>
     <w:bookmarkStart w:id="9" w:name="what-the-app-does"/>
@@ -921,7 +921,7 @@
         <w:pStyle w:val="BlockText"/>
       </w:pPr>
       <w:r>
-        <w:t xml:space="preserve">The recordings were transcribed with TurnScript (formerly LocalTranscript) 2.5.0 (B/IAS</w:t>
+        <w:t xml:space="preserve">The recordings were transcribed with TurnScript 3.0.0 (B/IAS</w:t>
       </w:r>
       <w:r>
         <w:t xml:space="preserve"> </w:t>
